--- a/mps-nivel-c/oficial/04_registros/AASP_Automacao-Governanca/RAC-AASPGOV01-001_Relatorio-de-Acompanhamento.docx
+++ b/mps-nivel-c/oficial/04_registros/AASP_Automacao-Governanca/RAC-AASPGOV01-001_Relatorio-de-Acompanhamento.docx
@@ -2732,7 +2732,7 @@
                 <w:i w:val="0"/>
                 <w:sz w:val="20"/>
               </w:rPr>
-              <w:t>Caroline Sousa (QA) entra a partir de 21/05</w:t>
+              <w:t>Jonathan Alves (QA) entra a partir de 21/05</w:t>
             </w:r>
           </w:p>
         </w:tc>
@@ -4278,7 +4278,7 @@
           <w:i w:val="0"/>
           <w:sz w:val="22"/>
         </w:rPr>
-        <w:t xml:space="preserve"> Caroline Sousa (QA) iniciou em 21/05 com foco em rodadas de homologação em workspace de teste; Tech Lead em standby para correções rápidas; janela de 1 semana até a validação formal em 29/05.</w:t>
+        <w:t xml:space="preserve"> Jonathan Alves (QA) iniciou em 21/05 com foco em rodadas de homologação em workspace de teste; Tech Lead em standby para correções rápidas; janela de 1 semana até a validação formal em 29/05.</w:t>
       </w:r>
     </w:p>
     <w:p>
@@ -5615,6 +5615,324 @@
           </w:p>
         </w:tc>
       </w:tr>
+      <w:tr>
+        <w:trPr>
+          <w:cantSplit w:val="1"/>
+        </w:trPr>
+        <w:tc>
+          <w:tcPr>
+            <w:tcW w:type="dxa" w:w="2225"/>
+            <w:tcMar>
+              <w:top w:w="60" w:type="dxa"/>
+              <w:bottom w:w="60" w:type="dxa"/>
+              <w:left w:w="100" w:type="dxa"/>
+              <w:right w:w="100" w:type="dxa"/>
+            </w:tcMar>
+            <w:shd w:val="clear" w:color="auto" w:fill="F0F4F8"/>
+          </w:tcPr>
+          <w:p>
+            <w:pPr>
+              <w:spacing w:before="40" w:after="40"/>
+            </w:pPr>
+            <w:r>
+              <w:rPr>
+                <w:rFonts w:ascii="Calibri" w:hAnsi="Calibri"/>
+                <w:b/>
+                <w:i w:val="0"/>
+                <w:sz w:val="20"/>
+              </w:rPr>
+              <w:t>1.1</w:t>
+            </w:r>
+          </w:p>
+        </w:tc>
+        <w:tc>
+          <w:tcPr>
+            <w:tcW w:type="dxa" w:w="2225"/>
+            <w:tcMar>
+              <w:top w:w="60" w:type="dxa"/>
+              <w:bottom w:w="60" w:type="dxa"/>
+              <w:left w:w="100" w:type="dxa"/>
+              <w:right w:w="100" w:type="dxa"/>
+            </w:tcMar>
+          </w:tcPr>
+          <w:p>
+            <w:pPr>
+              <w:spacing w:before="40" w:after="40"/>
+            </w:pPr>
+            <w:r>
+              <w:rPr>
+                <w:rFonts w:ascii="Calibri" w:hAnsi="Calibri"/>
+                <w:b w:val="0"/>
+                <w:i w:val="0"/>
+                <w:sz w:val="20"/>
+              </w:rPr>
+              <w:t>15/06/2026</w:t>
+            </w:r>
+          </w:p>
+        </w:tc>
+        <w:tc>
+          <w:tcPr>
+            <w:tcW w:type="dxa" w:w="2225"/>
+            <w:tcMar>
+              <w:top w:w="60" w:type="dxa"/>
+              <w:bottom w:w="60" w:type="dxa"/>
+              <w:left w:w="100" w:type="dxa"/>
+              <w:right w:w="100" w:type="dxa"/>
+            </w:tcMar>
+          </w:tcPr>
+          <w:p>
+            <w:pPr>
+              <w:spacing w:before="40" w:after="40"/>
+            </w:pPr>
+            <w:r>
+              <w:rPr>
+                <w:rFonts w:ascii="Calibri" w:hAnsi="Calibri"/>
+                <w:b w:val="0"/>
+                <w:i w:val="0"/>
+                <w:sz w:val="20"/>
+              </w:rPr>
+              <w:t>Time de Melhoria Contínua</w:t>
+            </w:r>
+          </w:p>
+        </w:tc>
+        <w:tc>
+          <w:tcPr>
+            <w:tcW w:type="dxa" w:w="2225"/>
+            <w:tcMar>
+              <w:top w:w="60" w:type="dxa"/>
+              <w:bottom w:w="60" w:type="dxa"/>
+              <w:left w:w="100" w:type="dxa"/>
+              <w:right w:w="100" w:type="dxa"/>
+            </w:tcMar>
+          </w:tcPr>
+          <w:p>
+            <w:pPr>
+              <w:spacing w:before="40" w:after="40"/>
+            </w:pPr>
+            <w:r>
+              <w:rPr>
+                <w:rFonts w:ascii="Calibri" w:hAnsi="Calibri"/>
+                <w:b w:val="0"/>
+                <w:i w:val="0"/>
+                <w:sz w:val="20"/>
+              </w:rPr>
+              <w:t>Atualização dos responsáveis: Jonathan Alves substituiu Caroline Sousa como QA nas referências de acompanhamento.</w:t>
+            </w:r>
+          </w:p>
+        </w:tc>
+      </w:tr>
+      <w:tr>
+        <w:trPr>
+          <w:cantSplit w:val="1"/>
+        </w:trPr>
+        <w:tc>
+          <w:tcPr>
+            <w:tcW w:type="dxa" w:w="2225"/>
+            <w:tcMar>
+              <w:top w:w="60" w:type="dxa"/>
+              <w:bottom w:w="60" w:type="dxa"/>
+              <w:left w:w="100" w:type="dxa"/>
+              <w:right w:w="100" w:type="dxa"/>
+            </w:tcMar>
+            <w:shd w:val="clear" w:color="auto" w:fill="F0F4F8"/>
+          </w:tcPr>
+          <w:p>
+            <w:pPr>
+              <w:spacing w:before="40" w:after="40"/>
+            </w:pPr>
+            <w:r>
+              <w:rPr>
+                <w:rFonts w:ascii="Calibri" w:hAnsi="Calibri"/>
+                <w:b/>
+                <w:i w:val="0"/>
+                <w:sz w:val="20"/>
+              </w:rPr>
+              <w:t>1.2</w:t>
+            </w:r>
+          </w:p>
+        </w:tc>
+        <w:tc>
+          <w:tcPr>
+            <w:tcW w:type="dxa" w:w="2225"/>
+            <w:tcMar>
+              <w:top w:w="60" w:type="dxa"/>
+              <w:bottom w:w="60" w:type="dxa"/>
+              <w:left w:w="100" w:type="dxa"/>
+              <w:right w:w="100" w:type="dxa"/>
+            </w:tcMar>
+          </w:tcPr>
+          <w:p>
+            <w:pPr>
+              <w:spacing w:before="40" w:after="40"/>
+            </w:pPr>
+            <w:r>
+              <w:rPr>
+                <w:rFonts w:ascii="Calibri" w:hAnsi="Calibri"/>
+                <w:b w:val="0"/>
+                <w:i w:val="0"/>
+                <w:sz w:val="20"/>
+              </w:rPr>
+              <w:t>15/06/2026</w:t>
+            </w:r>
+          </w:p>
+        </w:tc>
+        <w:tc>
+          <w:tcPr>
+            <w:tcW w:type="dxa" w:w="2225"/>
+            <w:tcMar>
+              <w:top w:w="60" w:type="dxa"/>
+              <w:bottom w:w="60" w:type="dxa"/>
+              <w:left w:w="100" w:type="dxa"/>
+              <w:right w:w="100" w:type="dxa"/>
+            </w:tcMar>
+          </w:tcPr>
+          <w:p>
+            <w:pPr>
+              <w:spacing w:before="40" w:after="40"/>
+            </w:pPr>
+            <w:r>
+              <w:rPr>
+                <w:rFonts w:ascii="Calibri" w:hAnsi="Calibri"/>
+                <w:b w:val="0"/>
+                <w:i w:val="0"/>
+                <w:sz w:val="20"/>
+              </w:rPr>
+              <w:t>Time de Melhoria Contínua</w:t>
+            </w:r>
+          </w:p>
+        </w:tc>
+        <w:tc>
+          <w:tcPr>
+            <w:tcW w:type="dxa" w:w="2225"/>
+            <w:tcMar>
+              <w:top w:w="60" w:type="dxa"/>
+              <w:bottom w:w="60" w:type="dxa"/>
+              <w:left w:w="100" w:type="dxa"/>
+              <w:right w:w="100" w:type="dxa"/>
+            </w:tcMar>
+          </w:tcPr>
+          <w:p>
+            <w:pPr>
+              <w:spacing w:before="40" w:after="40"/>
+            </w:pPr>
+            <w:r>
+              <w:rPr>
+                <w:rFonts w:ascii="Calibri" w:hAnsi="Calibri"/>
+                <w:b w:val="0"/>
+                <w:i w:val="0"/>
+                <w:sz w:val="20"/>
+              </w:rPr>
+              <w:t>Jonathan Alves (QA) corrigido de grafia anterior.</w:t>
+            </w:r>
+          </w:p>
+        </w:tc>
+      </w:tr>
+      <w:tr>
+        <w:trPr>
+          <w:cantSplit w:val="1"/>
+        </w:trPr>
+        <w:tc>
+          <w:tcPr>
+            <w:tcW w:type="dxa" w:w="2225"/>
+            <w:tcMar>
+              <w:top w:w="60" w:type="dxa"/>
+              <w:bottom w:w="60" w:type="dxa"/>
+              <w:left w:w="100" w:type="dxa"/>
+              <w:right w:w="100" w:type="dxa"/>
+            </w:tcMar>
+            <w:shd w:val="clear" w:color="auto" w:fill="F0F4F8"/>
+          </w:tcPr>
+          <w:p>
+            <w:pPr>
+              <w:spacing w:before="40" w:after="40"/>
+            </w:pPr>
+            <w:r>
+              <w:rPr>
+                <w:rFonts w:ascii="Calibri" w:hAnsi="Calibri"/>
+                <w:b/>
+                <w:i w:val="0"/>
+                <w:sz w:val="20"/>
+              </w:rPr>
+              <w:t>1.3</w:t>
+            </w:r>
+          </w:p>
+        </w:tc>
+        <w:tc>
+          <w:tcPr>
+            <w:tcW w:type="dxa" w:w="2225"/>
+            <w:tcMar>
+              <w:top w:w="60" w:type="dxa"/>
+              <w:bottom w:w="60" w:type="dxa"/>
+              <w:left w:w="100" w:type="dxa"/>
+              <w:right w:w="100" w:type="dxa"/>
+            </w:tcMar>
+          </w:tcPr>
+          <w:p>
+            <w:pPr>
+              <w:spacing w:before="40" w:after="40"/>
+            </w:pPr>
+            <w:r>
+              <w:rPr>
+                <w:rFonts w:ascii="Calibri" w:hAnsi="Calibri"/>
+                <w:b w:val="0"/>
+                <w:i w:val="0"/>
+                <w:sz w:val="20"/>
+              </w:rPr>
+              <w:t>16/06/2026</w:t>
+            </w:r>
+          </w:p>
+        </w:tc>
+        <w:tc>
+          <w:tcPr>
+            <w:tcW w:type="dxa" w:w="2225"/>
+            <w:tcMar>
+              <w:top w:w="60" w:type="dxa"/>
+              <w:bottom w:w="60" w:type="dxa"/>
+              <w:left w:w="100" w:type="dxa"/>
+              <w:right w:w="100" w:type="dxa"/>
+            </w:tcMar>
+          </w:tcPr>
+          <w:p>
+            <w:pPr>
+              <w:spacing w:before="40" w:after="40"/>
+            </w:pPr>
+            <w:r>
+              <w:rPr>
+                <w:rFonts w:ascii="Calibri" w:hAnsi="Calibri"/>
+                <w:b w:val="0"/>
+                <w:i w:val="0"/>
+                <w:sz w:val="20"/>
+              </w:rPr>
+              <w:t>Time de Melhoria Contínua</w:t>
+            </w:r>
+          </w:p>
+        </w:tc>
+        <w:tc>
+          <w:tcPr>
+            <w:tcW w:type="dxa" w:w="2225"/>
+            <w:tcMar>
+              <w:top w:w="60" w:type="dxa"/>
+              <w:bottom w:w="60" w:type="dxa"/>
+              <w:left w:w="100" w:type="dxa"/>
+              <w:right w:w="100" w:type="dxa"/>
+            </w:tcMar>
+          </w:tcPr>
+          <w:p>
+            <w:pPr>
+              <w:spacing w:before="40" w:after="40"/>
+            </w:pPr>
+            <w:r>
+              <w:rPr>
+                <w:rFonts w:ascii="Calibri" w:hAnsi="Calibri"/>
+                <w:b w:val="0"/>
+                <w:i w:val="0"/>
+                <w:sz w:val="20"/>
+              </w:rPr>
+              <w:t>Reconciliação: nome padronizado (AASP_Automacao-Governanca); sobrenomes (Henry Komatsu, Felipe Siqueira, Jonathan Alves).</w:t>
+            </w:r>
+          </w:p>
+        </w:tc>
+      </w:tr>
     </w:tbl>
     <w:p>
       <w:pPr>
